--- a/毕设/0_任务书.docx
+++ b/毕设/0_任务书.docx
@@ -37,7 +37,7 @@
           <w:sz w:val="34"/>
         </w:rPr>
         <w:drawing>
-          <wp:inline distT="0" distB="0" distL="0" distR="0" wp14:anchorId="06498F91" wp14:editId="4F156F3D">
+          <wp:inline distT="0" distB="0" distL="0" distR="0" wp14:anchorId="54FCC6CB" wp14:editId="00634306">
             <wp:extent cx="2555875" cy="509021"/>
             <wp:effectExtent l="0" t="0" r="0" b="5715"/>
             <wp:docPr id="22" name="图片 22">
@@ -247,15 +247,7 @@
                 <w:bCs/>
                 <w:sz w:val="32"/>
               </w:rPr>
-              <w:t>基于ZNS SSD的数据访问特征</w:t>
-            </w:r>
-            <w:r>
-              <w:rPr>
-                <w:rFonts w:ascii="华文楷体" w:eastAsia="华文楷体" w:hAnsi="华文楷体" w:hint="eastAsia"/>
-                <w:bCs/>
-                <w:sz w:val="32"/>
-              </w:rPr>
-              <w:t>分析与</w:t>
+              <w:t>基于ZNS SSD的数据访问特征分析与</w:t>
             </w:r>
           </w:p>
         </w:tc>
@@ -390,7 +382,7 @@
           <w:noProof/>
           <w:sz w:val="24"/>
         </w:rPr>
-        <w:t>2023年1月1日</w:t>
+        <w:t>2024年1月1日</w:t>
       </w:r>
       <w:r>
         <w:rPr>
@@ -422,55 +414,7 @@
           <w:bCs/>
           <w:sz w:val="24"/>
         </w:rPr>
-        <w:instrText xml:space="preserve"> </w:instrText>
-      </w:r>
-      <w:r>
-        <w:rPr>
-          <w:rFonts w:ascii="华文中宋" w:eastAsia="华文中宋" w:hAnsi="华文中宋" w:hint="eastAsia"/>
-          <w:bCs/>
-          <w:sz w:val="24"/>
-        </w:rPr>
-        <w:instrText>SAVEDATE  \@ "yyyy年</w:instrText>
-      </w:r>
-      <w:r>
-        <w:rPr>
-          <w:rFonts w:ascii="华文中宋" w:eastAsia="华文中宋" w:hAnsi="华文中宋" w:hint="eastAsia"/>
-          <w:bCs/>
-          <w:sz w:val="24"/>
-        </w:rPr>
-        <w:instrText>6</w:instrText>
-      </w:r>
-      <w:r>
-        <w:rPr>
-          <w:rFonts w:ascii="华文中宋" w:eastAsia="华文中宋" w:hAnsi="华文中宋" w:hint="eastAsia"/>
-          <w:bCs/>
-          <w:sz w:val="24"/>
-        </w:rPr>
-        <w:instrText>月1</w:instrText>
-      </w:r>
-      <w:r>
-        <w:rPr>
-          <w:rFonts w:ascii="华文中宋" w:eastAsia="华文中宋" w:hAnsi="华文中宋"/>
-          <w:bCs/>
-          <w:sz w:val="24"/>
-        </w:rPr>
-        <w:instrText>0</w:instrText>
-      </w:r>
-      <w:r>
-        <w:rPr>
-          <w:rFonts w:ascii="华文中宋" w:eastAsia="华文中宋" w:hAnsi="华文中宋" w:hint="eastAsia"/>
-          <w:bCs/>
-          <w:sz w:val="24"/>
-        </w:rPr>
-        <w:instrText>日"  \* MERGEFORMAT</w:instrText>
-      </w:r>
-      <w:r>
-        <w:rPr>
-          <w:rFonts w:ascii="华文中宋" w:eastAsia="华文中宋" w:hAnsi="华文中宋"/>
-          <w:bCs/>
-          <w:sz w:val="24"/>
-        </w:rPr>
-        <w:instrText xml:space="preserve"> </w:instrText>
+        <w:instrText xml:space="preserve"> SAVEDATE  \@ "yyyy年5月31日"  \* MERGEFORMAT </w:instrText>
       </w:r>
       <w:r>
         <w:rPr>
@@ -487,7 +431,7 @@
           <w:noProof/>
           <w:sz w:val="24"/>
         </w:rPr>
-        <w:t>2023年6月10日</w:t>
+        <w:t>2024年5月31日</w:t>
       </w:r>
       <w:r>
         <w:rPr>
@@ -662,15 +606,20 @@
               <w:ind w:firstLineChars="0" w:firstLine="0"/>
               <w:suppressOverlap w:val="0"/>
               <w:jc w:val="center"/>
+            </w:pPr>
+            <w:proofErr w:type="gramStart"/>
+            <w:r>
               <w:rPr>
                 <w:rFonts w:hint="eastAsia"/>
               </w:rPr>
-            </w:pPr>
+              <w:t>计科本硕</w:t>
+            </w:r>
+            <w:proofErr w:type="gramEnd"/>
             <w:r>
               <w:rPr>
                 <w:rFonts w:hint="eastAsia"/>
               </w:rPr>
-              <w:t xml:space="preserve">计科本硕博 </w:t>
+              <w:t xml:space="preserve">博 </w:t>
             </w:r>
             <w:r>
               <w:t>2001</w:t>
@@ -728,16 +677,21 @@
               <w:ind w:firstLineChars="0" w:firstLine="0"/>
               <w:suppressOverlap w:val="0"/>
               <w:jc w:val="center"/>
+            </w:pPr>
+            <w:r>
               <w:rPr>
                 <w:rFonts w:hint="eastAsia"/>
               </w:rPr>
-            </w:pPr>
+              <w:t>柳子</w:t>
+            </w:r>
+            <w:proofErr w:type="gramStart"/>
             <w:r>
               <w:rPr>
                 <w:rFonts w:hint="eastAsia"/>
               </w:rPr>
-              <w:t>柳子淇</w:t>
-            </w:r>
+              <w:t>淇</w:t>
+            </w:r>
+            <w:proofErr w:type="gramEnd"/>
           </w:p>
         </w:tc>
       </w:tr>
@@ -839,10 +793,8 @@
               <w:ind w:firstLineChars="0" w:firstLine="0"/>
               <w:suppressOverlap w:val="0"/>
               <w:jc w:val="center"/>
-              <w:rPr>
-                <w:rFonts w:hint="eastAsia"/>
-              </w:rPr>
             </w:pPr>
+            <w:proofErr w:type="gramStart"/>
             <w:r>
               <w:rPr>
                 <w:rFonts w:hint="eastAsia"/>
@@ -856,6 +808,7 @@
               </w:rPr>
               <w:t>渝</w:t>
             </w:r>
+            <w:proofErr w:type="gramEnd"/>
           </w:p>
         </w:tc>
       </w:tr>
@@ -1063,7 +1016,7 @@
           <w:sz w:val="30"/>
           <w:szCs w:val="30"/>
         </w:rPr>
-        <w:instrText>SAVEDATE  \@ "yyyy年1月6日"  \* MERGEFORMAT</w:instrText>
+        <w:instrText>SAVEDATE  \@ "2023年12月21日"  \* MERGEFORMAT</w:instrText>
       </w:r>
       <w:r>
         <w:rPr>
@@ -1094,7 +1047,7 @@
           <w:sz w:val="30"/>
           <w:szCs w:val="30"/>
         </w:rPr>
-        <w:t>2023年1月6日</w:t>
+        <w:t>2023年12月21日</w:t>
       </w:r>
       <w:r>
         <w:rPr>
@@ -1132,11 +1085,6 @@
         <w:spacing w:line="600" w:lineRule="exact"/>
         <w:ind w:firstLineChars="545" w:firstLine="1417"/>
         <w:jc w:val="left"/>
-        <w:rPr>
-          <w:rFonts w:ascii="宋体" w:hAnsi="宋体"/>
-          <w:sz w:val="28"/>
-          <w:szCs w:val="28"/>
-        </w:rPr>
         <w:sectPr>
           <w:pgSz w:w="11907" w:h="16839" w:code="9"/>
           <w:pgMar w:top="567" w:right="567" w:bottom="567" w:left="567" w:header="851" w:footer="992" w:gutter="0"/>
@@ -1232,7 +1180,7 @@
           <w:sz w:val="30"/>
           <w:szCs w:val="30"/>
         </w:rPr>
-        <w:instrText>SAVEDATE  \@ "yyyy年1月9日"  \* MERGEFORMAT</w:instrText>
+        <w:instrText>SAVEDATE  \@ "2023年12月28日"  \* MERGEFORMAT</w:instrText>
       </w:r>
       <w:r>
         <w:rPr>
@@ -1263,7 +1211,7 @@
           <w:sz w:val="30"/>
           <w:szCs w:val="30"/>
         </w:rPr>
-        <w:t>2023年1月9日</w:t>
+        <w:t>2023年12月28日</w:t>
       </w:r>
       <w:r>
         <w:rPr>
@@ -1341,7 +1289,7 @@
       </w:tr>
       <w:tr>
         <w:trPr>
-          <w:trHeight w:hRule="exact" w:val="2056"/>
+          <w:trHeight w:hRule="exact" w:val="1630"/>
           <w:jc w:val="center"/>
         </w:trPr>
         <w:tc>
@@ -1369,13 +1317,7 @@
               <w:rPr>
                 <w:rFonts w:hint="eastAsia"/>
               </w:rPr>
-              <w:t>通过实验测试，</w:t>
-            </w:r>
-            <w:r>
-              <w:rPr>
-                <w:rFonts w:hint="eastAsia"/>
-              </w:rPr>
-              <w:t>在</w:t>
+              <w:t>通过实验测试，在</w:t>
             </w:r>
             <w:r>
               <w:rPr>
@@ -1417,13 +1359,7 @@
               <w:rPr>
                 <w:rFonts w:hint="eastAsia"/>
               </w:rPr>
-              <w:t>硬件。</w:t>
-            </w:r>
-            <w:r>
-              <w:rPr>
-                <w:rFonts w:hint="eastAsia"/>
-              </w:rPr>
-              <w:t>探索这种新型硬件在不同数据访问模式下的性能表现及其特别之处。</w:t>
+              <w:t>硬件。探索新型硬件在不同数据访问模式下的性能表现及其特别之处。</w:t>
             </w:r>
           </w:p>
         </w:tc>
@@ -1463,7 +1399,7 @@
       </w:tr>
       <w:tr>
         <w:trPr>
-          <w:trHeight w:hRule="exact" w:val="2773"/>
+          <w:trHeight w:hRule="exact" w:val="2050"/>
           <w:jc w:val="center"/>
         </w:trPr>
         <w:tc>
@@ -1597,6 +1533,7 @@
         </w:tblPrEx>
         <w:trPr>
           <w:cantSplit/>
+          <w:trHeight w:val="5805"/>
           <w:jc w:val="center"/>
         </w:trPr>
         <w:tc>
@@ -1614,10 +1551,9 @@
             <w:pPr>
               <w:jc w:val="left"/>
               <w:rPr>
-                <w:rFonts w:ascii="黑体" w:eastAsia="黑体" w:hAnsi="黑体"/>
+                <w:rFonts w:ascii="华文中宋" w:eastAsia="华文中宋"/>
+                <w:bCs/>
                 <w:sz w:val="28"/>
-                <w:szCs w:val="28"/>
-                <w:lang w:val="en-GB"/>
               </w:rPr>
             </w:pPr>
             <w:r>
@@ -1629,35 +1565,6 @@
               <w:t>主要参考文献</w:t>
             </w:r>
           </w:p>
-        </w:tc>
-      </w:tr>
-      <w:tr>
-        <w:tblPrEx>
-          <w:tblBorders>
-            <w:top w:val="single" w:sz="4" w:space="0" w:color="auto"/>
-            <w:left w:val="single" w:sz="4" w:space="0" w:color="auto"/>
-            <w:bottom w:val="single" w:sz="4" w:space="0" w:color="auto"/>
-            <w:right w:val="single" w:sz="4" w:space="0" w:color="auto"/>
-            <w:insideH w:val="single" w:sz="4" w:space="0" w:color="auto"/>
-            <w:insideV w:val="single" w:sz="4" w:space="0" w:color="auto"/>
-          </w:tblBorders>
-        </w:tblPrEx>
-        <w:trPr>
-          <w:cantSplit/>
-          <w:trHeight w:hRule="exact" w:val="5460"/>
-          <w:jc w:val="center"/>
-        </w:trPr>
-        <w:tc>
-          <w:tcPr>
-            <w:tcW w:w="8926" w:type="dxa"/>
-            <w:tcBorders>
-              <w:top w:val="nil"/>
-              <w:left w:val="single" w:sz="4" w:space="0" w:color="auto"/>
-              <w:bottom w:val="single" w:sz="4" w:space="0" w:color="auto"/>
-              <w:right w:val="single" w:sz="4" w:space="0" w:color="auto"/>
-            </w:tcBorders>
-            <w:shd w:val="clear" w:color="auto" w:fill="auto"/>
-          </w:tcPr>
           <w:p>
             <w:pPr>
               <w:pStyle w:val="a"/>
@@ -1667,38 +1574,74 @@
               </w:tabs>
               <w:spacing w:line="300" w:lineRule="auto"/>
               <w:ind w:left="709" w:hanging="567"/>
+              <w:rPr>
+                <w:sz w:val="21"/>
+                <w:szCs w:val="21"/>
+              </w:rPr>
             </w:pPr>
             <w:bookmarkStart w:id="1" w:name="_Ref167753657"/>
             <w:proofErr w:type="spellStart"/>
             <w:r>
+              <w:rPr>
+                <w:sz w:val="21"/>
+                <w:szCs w:val="21"/>
+              </w:rPr>
               <w:t>Bjørling</w:t>
             </w:r>
             <w:proofErr w:type="spellEnd"/>
             <w:r>
+              <w:rPr>
+                <w:sz w:val="21"/>
+                <w:szCs w:val="21"/>
+              </w:rPr>
               <w:t xml:space="preserve">, M., </w:t>
             </w:r>
             <w:proofErr w:type="spellStart"/>
             <w:r>
+              <w:rPr>
+                <w:sz w:val="21"/>
+                <w:szCs w:val="21"/>
+              </w:rPr>
               <w:t>Aghayev</w:t>
             </w:r>
             <w:proofErr w:type="spellEnd"/>
             <w:r>
+              <w:rPr>
+                <w:sz w:val="21"/>
+                <w:szCs w:val="21"/>
+              </w:rPr>
               <w:t xml:space="preserve">, A., Holmberg, H., Ramesh, A., Le </w:t>
             </w:r>
             <w:proofErr w:type="spellStart"/>
             <w:r>
+              <w:rPr>
+                <w:sz w:val="21"/>
+                <w:szCs w:val="21"/>
+              </w:rPr>
               <w:t>Moal</w:t>
             </w:r>
             <w:proofErr w:type="spellEnd"/>
             <w:r>
+              <w:rPr>
+                <w:sz w:val="21"/>
+                <w:szCs w:val="21"/>
+              </w:rPr>
               <w:t xml:space="preserve">, D., Ganger, G. R., &amp; </w:t>
             </w:r>
             <w:proofErr w:type="spellStart"/>
             <w:r>
+              <w:rPr>
+                <w:sz w:val="21"/>
+                <w:szCs w:val="21"/>
+              </w:rPr>
               <w:t>Amvrosiadis</w:t>
             </w:r>
             <w:proofErr w:type="spellEnd"/>
             <w:r>
+              <w:rPr>
+                <w:sz w:val="21"/>
+                <w:szCs w:val="21"/>
+              </w:rPr>
               <w:t>, G. ZNS: Avoiding the Block Interface Tax for Flash-based SSDs. Proceedings of the 23rd USENIX Conference on File and Storage Technologies (FAST 23), 2023.</w:t>
             </w:r>
             <w:bookmarkEnd w:id="1"/>
@@ -1712,6 +1655,10 @@
               </w:tabs>
               <w:spacing w:line="300" w:lineRule="auto"/>
               <w:ind w:left="709" w:hanging="567"/>
+              <w:rPr>
+                <w:sz w:val="21"/>
+                <w:szCs w:val="21"/>
+              </w:rPr>
             </w:pPr>
             <w:r>
               <w:rPr>
@@ -1734,6 +1681,10 @@
               </w:tabs>
               <w:spacing w:line="300" w:lineRule="auto"/>
               <w:ind w:left="709" w:hanging="567"/>
+              <w:rPr>
+                <w:sz w:val="21"/>
+                <w:szCs w:val="21"/>
+              </w:rPr>
             </w:pPr>
             <w:r>
               <w:rPr>
@@ -1828,6 +1779,10 @@
               </w:tabs>
               <w:spacing w:line="300" w:lineRule="auto"/>
               <w:ind w:left="709" w:hanging="567"/>
+              <w:rPr>
+                <w:sz w:val="21"/>
+                <w:szCs w:val="21"/>
+              </w:rPr>
             </w:pPr>
             <w:proofErr w:type="spellStart"/>
             <w:r>
@@ -1923,6 +1878,77 @@
               </w:rPr>
               <w:t>同组设计者</w:t>
             </w:r>
+            <w:r>
+              <w:rPr>
+                <w:rFonts w:ascii="华文中宋" w:eastAsia="华文中宋" w:hint="eastAsia"/>
+                <w:bCs/>
+                <w:sz w:val="28"/>
+              </w:rPr>
+              <w:t>：</w:t>
+            </w:r>
+          </w:p>
+        </w:tc>
+      </w:tr>
+      <w:tr>
+        <w:tblPrEx>
+          <w:tblBorders>
+            <w:top w:val="single" w:sz="4" w:space="0" w:color="auto"/>
+            <w:left w:val="single" w:sz="4" w:space="0" w:color="auto"/>
+            <w:bottom w:val="single" w:sz="4" w:space="0" w:color="auto"/>
+            <w:right w:val="single" w:sz="4" w:space="0" w:color="auto"/>
+            <w:insideH w:val="single" w:sz="4" w:space="0" w:color="auto"/>
+            <w:insideV w:val="single" w:sz="4" w:space="0" w:color="auto"/>
+          </w:tblBorders>
+        </w:tblPrEx>
+        <w:trPr>
+          <w:trHeight w:val="483"/>
+          <w:jc w:val="center"/>
+        </w:trPr>
+        <w:tc>
+          <w:tcPr>
+            <w:tcW w:w="8926" w:type="dxa"/>
+            <w:tcBorders>
+              <w:top w:val="nil"/>
+              <w:left w:val="single" w:sz="4" w:space="0" w:color="auto"/>
+              <w:bottom w:val="single" w:sz="4" w:space="0" w:color="auto"/>
+              <w:right w:val="single" w:sz="4" w:space="0" w:color="auto"/>
+            </w:tcBorders>
+            <w:shd w:val="clear" w:color="auto" w:fill="auto"/>
+          </w:tcPr>
+          <w:p>
+            <w:pPr>
+              <w:jc w:val="left"/>
+              <w:rPr>
+                <w:rFonts w:ascii="宋体" w:hAnsi="宋体"/>
+                <w:sz w:val="28"/>
+                <w:szCs w:val="28"/>
+                <w:lang w:val="en-GB"/>
+              </w:rPr>
+            </w:pPr>
+            <w:r>
+              <w:rPr>
+                <w:rFonts w:ascii="宋体" w:hAnsi="宋体" w:hint="eastAsia"/>
+                <w:bCs/>
+                <w:sz w:val="28"/>
+              </w:rPr>
+              <w:t xml:space="preserve">  </w:t>
+            </w:r>
+            <w:r>
+              <w:rPr>
+                <w:rFonts w:ascii="宋体" w:hAnsi="宋体"/>
+                <w:bCs/>
+                <w:sz w:val="28"/>
+              </w:rPr>
+              <w:t xml:space="preserve">  </w:t>
+            </w:r>
+            <w:r>
+              <w:rPr>
+                <w:rFonts w:ascii="宋体" w:hAnsi="宋体" w:hint="eastAsia"/>
+                <w:bCs/>
+                <w:sz w:val="28"/>
+              </w:rPr>
+              <w:t>无</w:t>
+            </w:r>
           </w:p>
         </w:tc>
       </w:tr>
@@ -1944,6 +1970,53 @@
           <w:tcPr>
             <w:tcW w:w="8926" w:type="dxa"/>
             <w:tcBorders>
+              <w:top w:val="single" w:sz="4" w:space="0" w:color="auto"/>
+              <w:left w:val="single" w:sz="4" w:space="0" w:color="auto"/>
+              <w:bottom w:val="nil"/>
+              <w:right w:val="single" w:sz="4" w:space="0" w:color="auto"/>
+            </w:tcBorders>
+            <w:shd w:val="clear" w:color="auto" w:fill="auto"/>
+          </w:tcPr>
+          <w:p>
+            <w:pPr>
+              <w:jc w:val="left"/>
+              <w:rPr>
+                <w:rFonts w:ascii="华文中宋" w:eastAsia="华文中宋" w:hAnsi="华文中宋"/>
+                <w:bCs/>
+                <w:spacing w:val="-20"/>
+                <w:szCs w:val="21"/>
+              </w:rPr>
+            </w:pPr>
+            <w:r>
+              <w:rPr>
+                <w:rFonts w:ascii="华文中宋" w:eastAsia="华文中宋" w:hint="eastAsia"/>
+                <w:bCs/>
+                <w:sz w:val="28"/>
+              </w:rPr>
+              <w:t>指导教师签名：</w:t>
+            </w:r>
+          </w:p>
+        </w:tc>
+      </w:tr>
+      <w:tr>
+        <w:tblPrEx>
+          <w:tblBorders>
+            <w:top w:val="single" w:sz="4" w:space="0" w:color="auto"/>
+            <w:left w:val="single" w:sz="4" w:space="0" w:color="auto"/>
+            <w:bottom w:val="single" w:sz="4" w:space="0" w:color="auto"/>
+            <w:right w:val="single" w:sz="4" w:space="0" w:color="auto"/>
+            <w:insideH w:val="single" w:sz="4" w:space="0" w:color="auto"/>
+            <w:insideV w:val="single" w:sz="4" w:space="0" w:color="auto"/>
+          </w:tblBorders>
+        </w:tblPrEx>
+        <w:trPr>
+          <w:trHeight w:val="345"/>
+          <w:jc w:val="center"/>
+        </w:trPr>
+        <w:tc>
+          <w:tcPr>
+            <w:tcW w:w="8926" w:type="dxa"/>
+            <w:tcBorders>
               <w:top w:val="nil"/>
               <w:left w:val="single" w:sz="4" w:space="0" w:color="auto"/>
               <w:bottom w:val="single" w:sz="4" w:space="0" w:color="auto"/>
@@ -1953,7 +2026,7 @@
           </w:tcPr>
           <w:p>
             <w:pPr>
-              <w:jc w:val="left"/>
+              <w:jc w:val="right"/>
               <w:rPr>
                 <w:rFonts w:ascii="宋体" w:hAnsi="宋体"/>
                 <w:sz w:val="28"/>
@@ -1983,21 +2056,45 @@
                 <w:bCs/>
                 <w:sz w:val="28"/>
               </w:rPr>
-              <w:t>无</w:t>
+              <w:t xml:space="preserve">年 </w:t>
+            </w:r>
+            <w:r>
+              <w:rPr>
+                <w:rFonts w:ascii="宋体" w:hAnsi="宋体"/>
+                <w:bCs/>
+                <w:sz w:val="28"/>
+              </w:rPr>
+              <w:t xml:space="preserve">    </w:t>
+            </w:r>
+            <w:r>
+              <w:rPr>
+                <w:rFonts w:ascii="宋体" w:hAnsi="宋体" w:hint="eastAsia"/>
+                <w:bCs/>
+                <w:sz w:val="28"/>
+              </w:rPr>
+              <w:t xml:space="preserve">月 </w:t>
+            </w:r>
+            <w:r>
+              <w:rPr>
+                <w:rFonts w:ascii="宋体" w:hAnsi="宋体"/>
+                <w:bCs/>
+                <w:sz w:val="28"/>
+              </w:rPr>
+              <w:t xml:space="preserve">    </w:t>
+            </w:r>
+            <w:r>
+              <w:rPr>
+                <w:rFonts w:ascii="宋体" w:hAnsi="宋体" w:hint="eastAsia"/>
+                <w:bCs/>
+                <w:sz w:val="28"/>
+              </w:rPr>
+              <w:t>日</w:t>
             </w:r>
           </w:p>
         </w:tc>
       </w:tr>
     </w:tbl>
-    <w:p>
-      <w:pPr>
-        <w:spacing w:line="16" w:lineRule="exact"/>
-        <w:ind w:left="1321"/>
-        <w:rPr>
-          <w:lang w:val="en-GB"/>
-        </w:rPr>
-      </w:pPr>
-    </w:p>
+    <w:p/>
     <w:sectPr>
       <w:headerReference w:type="default" r:id="rId8"/>
       <w:footerReference w:type="even" r:id="rId9"/>
@@ -2782,6 +2879,7 @@
     <w:lsdException w:name="HTML Sample" w:semiHidden="1" w:unhideWhenUsed="1"/>
     <w:lsdException w:name="HTML Typewriter" w:semiHidden="1" w:unhideWhenUsed="1"/>
     <w:lsdException w:name="HTML Variable" w:semiHidden="1" w:unhideWhenUsed="1"/>
+    <w:lsdException w:name="Normal Table" w:semiHidden="1" w:unhideWhenUsed="1"/>
     <w:lsdException w:name="annotation subject" w:semiHidden="1" w:unhideWhenUsed="1"/>
     <w:lsdException w:name="No List" w:semiHidden="1" w:unhideWhenUsed="1"/>
     <w:lsdException w:name="Outline List 1" w:semiHidden="1" w:unhideWhenUsed="1"/>
@@ -2828,8 +2926,10 @@
     <w:lsdException w:name="Table Subtle 2" w:semiHidden="1" w:unhideWhenUsed="1"/>
     <w:lsdException w:name="Table Web 1" w:semiHidden="1" w:unhideWhenUsed="1"/>
     <w:lsdException w:name="Table Web 2" w:semiHidden="1" w:unhideWhenUsed="1"/>
+    <w:lsdException w:name="Table Web 3" w:semiHidden="1" w:unhideWhenUsed="1"/>
     <w:lsdException w:name="Balloon Text" w:semiHidden="1" w:unhideWhenUsed="1"/>
     <w:lsdException w:name="Table Grid" w:uiPriority="39"/>
+    <w:lsdException w:name="Table Theme" w:semiHidden="1" w:unhideWhenUsed="1"/>
     <w:lsdException w:name="Placeholder Text" w:semiHidden="1"/>
     <w:lsdException w:name="No Spacing" w:uiPriority="1" w:qFormat="1"/>
     <w:lsdException w:name="Light Shading" w:uiPriority="60"/>
@@ -3066,6 +3166,7 @@
   <w:style w:type="character" w:default="1" w:styleId="a1">
     <w:name w:val="Default Paragraph Font"/>
     <w:uiPriority w:val="1"/>
+    <w:semiHidden/>
     <w:unhideWhenUsed/>
   </w:style>
   <w:style w:type="table" w:default="1" w:styleId="a2">

--- a/毕设/0_任务书.docx
+++ b/毕设/0_任务书.docx
@@ -607,19 +607,11 @@
               <w:suppressOverlap w:val="0"/>
               <w:jc w:val="center"/>
             </w:pPr>
-            <w:proofErr w:type="gramStart"/>
             <w:r>
               <w:rPr>
                 <w:rFonts w:hint="eastAsia"/>
               </w:rPr>
-              <w:t>计科本硕</w:t>
-            </w:r>
-            <w:proofErr w:type="gramEnd"/>
-            <w:r>
-              <w:rPr>
-                <w:rFonts w:hint="eastAsia"/>
-              </w:rPr>
-              <w:t xml:space="preserve">博 </w:t>
+              <w:t xml:space="preserve">计科本硕博 </w:t>
             </w:r>
             <w:r>
               <w:t>2001</w:t>
@@ -682,16 +674,8 @@
               <w:rPr>
                 <w:rFonts w:hint="eastAsia"/>
               </w:rPr>
-              <w:t>柳子</w:t>
-            </w:r>
-            <w:proofErr w:type="gramStart"/>
-            <w:r>
-              <w:rPr>
-                <w:rFonts w:hint="eastAsia"/>
-              </w:rPr>
-              <w:t>淇</w:t>
-            </w:r>
-            <w:proofErr w:type="gramEnd"/>
+              <w:t>柳子淇</w:t>
+            </w:r>
           </w:p>
         </w:tc>
       </w:tr>
@@ -794,7 +778,6 @@
               <w:suppressOverlap w:val="0"/>
               <w:jc w:val="center"/>
             </w:pPr>
-            <w:proofErr w:type="gramStart"/>
             <w:r>
               <w:rPr>
                 <w:rFonts w:hint="eastAsia"/>
@@ -808,7 +791,6 @@
               </w:rPr>
               <w:t>渝</w:t>
             </w:r>
-            <w:proofErr w:type="gramEnd"/>
           </w:p>
         </w:tc>
       </w:tr>
@@ -1580,69 +1562,12 @@
               </w:rPr>
             </w:pPr>
             <w:bookmarkStart w:id="1" w:name="_Ref167753657"/>
-            <w:proofErr w:type="spellStart"/>
             <w:r>
               <w:rPr>
                 <w:sz w:val="21"/>
                 <w:szCs w:val="21"/>
               </w:rPr>
-              <w:t>Bjørling</w:t>
-            </w:r>
-            <w:proofErr w:type="spellEnd"/>
-            <w:r>
-              <w:rPr>
-                <w:sz w:val="21"/>
-                <w:szCs w:val="21"/>
-              </w:rPr>
-              <w:t xml:space="preserve">, M., </w:t>
-            </w:r>
-            <w:proofErr w:type="spellStart"/>
-            <w:r>
-              <w:rPr>
-                <w:sz w:val="21"/>
-                <w:szCs w:val="21"/>
-              </w:rPr>
-              <w:t>Aghayev</w:t>
-            </w:r>
-            <w:proofErr w:type="spellEnd"/>
-            <w:r>
-              <w:rPr>
-                <w:sz w:val="21"/>
-                <w:szCs w:val="21"/>
-              </w:rPr>
-              <w:t xml:space="preserve">, A., Holmberg, H., Ramesh, A., Le </w:t>
-            </w:r>
-            <w:proofErr w:type="spellStart"/>
-            <w:r>
-              <w:rPr>
-                <w:sz w:val="21"/>
-                <w:szCs w:val="21"/>
-              </w:rPr>
-              <w:t>Moal</w:t>
-            </w:r>
-            <w:proofErr w:type="spellEnd"/>
-            <w:r>
-              <w:rPr>
-                <w:sz w:val="21"/>
-                <w:szCs w:val="21"/>
-              </w:rPr>
-              <w:t xml:space="preserve">, D., Ganger, G. R., &amp; </w:t>
-            </w:r>
-            <w:proofErr w:type="spellStart"/>
-            <w:r>
-              <w:rPr>
-                <w:sz w:val="21"/>
-                <w:szCs w:val="21"/>
-              </w:rPr>
-              <w:t>Amvrosiadis</w:t>
-            </w:r>
-            <w:proofErr w:type="spellEnd"/>
-            <w:r>
-              <w:rPr>
-                <w:sz w:val="21"/>
-                <w:szCs w:val="21"/>
-              </w:rPr>
-              <w:t>, G. ZNS: Avoiding the Block Interface Tax for Flash-based SSDs. Proceedings of the 23rd USENIX Conference on File and Storage Technologies (FAST 23), 2023.</w:t>
+              <w:t>Bjørling, M., Aghayev, A., Holmberg, H., Ramesh, A., Le Moal, D., Ganger, G. R., &amp; Amvrosiadis, G. ZNS: Avoiding the Block Interface Tax for Flash-based SSDs. Proceedings of the 23rd USENIX Conference on File and Storage Technologies (FAST 23), 2023.</w:t>
             </w:r>
             <w:bookmarkEnd w:id="1"/>
           </w:p>
@@ -1695,79 +1620,7 @@
                 <w:szCs w:val="21"/>
                 <w:shd w:val="clear" w:color="auto" w:fill="FFFFFF"/>
               </w:rPr>
-              <w:t xml:space="preserve">Dayan, N., Weiss, T., </w:t>
-            </w:r>
-            <w:proofErr w:type="spellStart"/>
-            <w:r>
-              <w:rPr>
-                <w:rFonts w:ascii="Helvetica" w:hAnsi="Helvetica"/>
-                <w:color w:val="060607"/>
-                <w:spacing w:val="8"/>
-                <w:sz w:val="21"/>
-                <w:szCs w:val="21"/>
-                <w:shd w:val="clear" w:color="auto" w:fill="FFFFFF"/>
-              </w:rPr>
-              <w:t>Dashevsky</w:t>
-            </w:r>
-            <w:proofErr w:type="spellEnd"/>
-            <w:r>
-              <w:rPr>
-                <w:rFonts w:ascii="Helvetica" w:hAnsi="Helvetica"/>
-                <w:color w:val="060607"/>
-                <w:spacing w:val="8"/>
-                <w:sz w:val="21"/>
-                <w:szCs w:val="21"/>
-                <w:shd w:val="clear" w:color="auto" w:fill="FFFFFF"/>
-              </w:rPr>
-              <w:t xml:space="preserve">, S., Pan, M., </w:t>
-            </w:r>
-            <w:proofErr w:type="spellStart"/>
-            <w:r>
-              <w:rPr>
-                <w:rFonts w:ascii="Helvetica" w:hAnsi="Helvetica"/>
-                <w:color w:val="060607"/>
-                <w:spacing w:val="8"/>
-                <w:sz w:val="21"/>
-                <w:szCs w:val="21"/>
-                <w:shd w:val="clear" w:color="auto" w:fill="FFFFFF"/>
-              </w:rPr>
-              <w:t>Bortnikov</w:t>
-            </w:r>
-            <w:proofErr w:type="spellEnd"/>
-            <w:r>
-              <w:rPr>
-                <w:rFonts w:ascii="Helvetica" w:hAnsi="Helvetica"/>
-                <w:color w:val="060607"/>
-                <w:spacing w:val="8"/>
-                <w:sz w:val="21"/>
-                <w:szCs w:val="21"/>
-                <w:shd w:val="clear" w:color="auto" w:fill="FFFFFF"/>
-              </w:rPr>
-              <w:t xml:space="preserve">, E., &amp; </w:t>
-            </w:r>
-            <w:proofErr w:type="spellStart"/>
-            <w:r>
-              <w:rPr>
-                <w:rFonts w:ascii="Helvetica" w:hAnsi="Helvetica"/>
-                <w:color w:val="060607"/>
-                <w:spacing w:val="8"/>
-                <w:sz w:val="21"/>
-                <w:szCs w:val="21"/>
-                <w:shd w:val="clear" w:color="auto" w:fill="FFFFFF"/>
-              </w:rPr>
-              <w:t>Twitto</w:t>
-            </w:r>
-            <w:proofErr w:type="spellEnd"/>
-            <w:r>
-              <w:rPr>
-                <w:rFonts w:ascii="Helvetica" w:hAnsi="Helvetica"/>
-                <w:color w:val="060607"/>
-                <w:spacing w:val="8"/>
-                <w:sz w:val="21"/>
-                <w:szCs w:val="21"/>
-                <w:shd w:val="clear" w:color="auto" w:fill="FFFFFF"/>
-              </w:rPr>
-              <w:t>, M. Spooky: Granulating LSM-Tree Compactions Correctly. Proceedings of the VLDB Endowment, Vol. 15, No. 11, 2022.</w:t>
+              <w:t>Dayan, N., Weiss, T., Dashevsky, S., Pan, M., Bortnikov, E., &amp; Twitto, M. Spooky: Granulating LSM-Tree Compactions Correctly. Proceedings of the VLDB Endowment, Vol. 15, No. 11, 2022.</w:t>
             </w:r>
           </w:p>
           <w:p>
@@ -1784,7 +1637,6 @@
                 <w:szCs w:val="21"/>
               </w:rPr>
             </w:pPr>
-            <w:proofErr w:type="spellStart"/>
             <w:r>
               <w:rPr>
                 <w:rFonts w:ascii="Helvetica" w:hAnsi="Helvetica"/>
@@ -1794,43 +1646,7 @@
                 <w:szCs w:val="21"/>
                 <w:shd w:val="clear" w:color="auto" w:fill="FFFFFF"/>
               </w:rPr>
-              <w:t>Stavrinos</w:t>
-            </w:r>
-            <w:proofErr w:type="spellEnd"/>
-            <w:r>
-              <w:rPr>
-                <w:rFonts w:ascii="Helvetica" w:hAnsi="Helvetica"/>
-                <w:color w:val="060607"/>
-                <w:spacing w:val="8"/>
-                <w:sz w:val="21"/>
-                <w:szCs w:val="21"/>
-                <w:shd w:val="clear" w:color="auto" w:fill="FFFFFF"/>
-              </w:rPr>
-              <w:t>, T., Berger, D. S., Katz-Bassett, E., &amp; Lloyd, W. "Don’t Be a Blockhead: Zoned Namespaces Make Work on Conventional SSDs Obsolete." In Proceedings of the 16th USENIX Workshop on Hot Topics in Operating Systems (</w:t>
-            </w:r>
-            <w:proofErr w:type="spellStart"/>
-            <w:r>
-              <w:rPr>
-                <w:rFonts w:ascii="Helvetica" w:hAnsi="Helvetica"/>
-                <w:color w:val="060607"/>
-                <w:spacing w:val="8"/>
-                <w:sz w:val="21"/>
-                <w:szCs w:val="21"/>
-                <w:shd w:val="clear" w:color="auto" w:fill="FFFFFF"/>
-              </w:rPr>
-              <w:t>HotOS</w:t>
-            </w:r>
-            <w:proofErr w:type="spellEnd"/>
-            <w:r>
-              <w:rPr>
-                <w:rFonts w:ascii="Helvetica" w:hAnsi="Helvetica"/>
-                <w:color w:val="060607"/>
-                <w:spacing w:val="8"/>
-                <w:sz w:val="21"/>
-                <w:szCs w:val="21"/>
-                <w:shd w:val="clear" w:color="auto" w:fill="FFFFFF"/>
-              </w:rPr>
-              <w:t xml:space="preserve"> '21), 2021.</w:t>
+              <w:t>Stavrinos, T., Berger, D. S., Katz-Bassett, E., &amp; Lloyd, W. "Don’t Be a Blockhead: Zoned Namespaces Make Work on Conventional SSDs Obsolete." In Proceedings of the 16th USENIX Workshop on Hot Topics in Operating Systems (HotOS '21), 2021.</w:t>
             </w:r>
           </w:p>
         </w:tc>
